--- a/public/doc/input/rehabmedik/cetakNewFormProgramTerapi.docx
+++ b/public/doc/input/rehabmedik/cetakNewFormProgramTerapi.docx
@@ -631,6 +631,7 @@
     <w:p>
       <w:pPr>
         <w:pStyle w:val="ListParagraph"/>
+        <w:keepNext/>
         <w:spacing w:after="0"/>
         <w:ind w:left="142" w:right="425"/>
         <w:rPr>
@@ -657,6 +658,7 @@
     <w:p>
       <w:pPr>
         <w:pStyle w:val="ListParagraph"/>
+        <w:keepNext/>
         <w:spacing w:after="0"/>
         <w:ind w:left="142" w:right="425"/>
         <w:rPr>
@@ -679,6 +681,7 @@
     <w:p>
       <w:pPr>
         <w:pStyle w:val="ListParagraph"/>
+        <w:keepNext/>
         <w:spacing w:after="0"/>
         <w:ind w:left="142" w:right="425"/>
         <w:rPr>
@@ -691,6 +694,7 @@
     </w:p>
     <w:p>
       <w:pPr>
+        <w:keepNext/>
         <w:spacing w:after="0"/>
         <w:ind w:right="425" w:firstLine="1134"/>
         <w:rPr>
@@ -770,6 +774,7 @@
           </w:tcPr>
           <w:p>
             <w:pPr>
+              <w:keepNext/>
               <w:spacing w:after="0"/>
               <w:ind w:right="-46"/>
               <w:jc w:val="center"/>
@@ -827,6 +832,7 @@
           </w:tcPr>
           <w:p>
             <w:pPr>
+              <w:keepNext/>
               <w:spacing w:after="0"/>
               <w:ind w:right="425"/>
               <w:jc w:val="center"/>
@@ -887,6 +893,7 @@
           </w:tcPr>
           <w:p>
             <w:pPr>
+              <w:keepNext/>
               <w:spacing w:after="0"/>
               <w:ind w:right="-46"/>
               <w:jc w:val="center"/>
@@ -914,6 +921,7 @@
           </w:tcPr>
           <w:p>
             <w:pPr>
+              <w:keepNext/>
               <w:spacing w:after="0"/>
               <w:ind w:right="425"/>
               <w:jc w:val="center"/>
@@ -943,6 +951,7 @@
           </w:tcPr>
           <w:p>
             <w:pPr>
+              <w:keepNext/>
               <w:spacing w:after="0"/>
               <w:ind w:right="-46"/>
               <w:jc w:val="center"/>
@@ -981,6 +990,7 @@
           </w:tcPr>
           <w:p>
             <w:pPr>
+              <w:keepNext/>
               <w:spacing w:after="0"/>
               <w:ind w:right="425"/>
               <w:jc w:val="center"/>
